--- a/Anis' professional page structure.docx
+++ b/Anis' professional page structure.docx
@@ -45,21 +45,7 @@
         <w:rPr>
           <w:lang w:val="en-US"/>
         </w:rPr>
-        <w:t xml:space="preserve">Dr </w:t>
-      </w:r>
-      <w:proofErr w:type="spellStart"/>
-      <w:r>
-        <w:rPr>
-          <w:lang w:val="en-US"/>
-        </w:rPr>
-        <w:t>Syakira</w:t>
-      </w:r>
-      <w:proofErr w:type="spellEnd"/>
-      <w:r>
-        <w:rPr>
-          <w:lang w:val="en-US"/>
-        </w:rPr>
-        <w:t xml:space="preserve"> </w:t>
+        <w:t xml:space="preserve">Dr Syakira </w:t>
       </w:r>
     </w:p>
     <w:p>
@@ -1116,14 +1102,7 @@
           <w:lang w:val="en-US"/>
         </w:rPr>
         <w:lastRenderedPageBreak/>
-        <w:t xml:space="preserve">Tiger Lily </w:t>
-      </w:r>
-      <w:proofErr w:type="gramStart"/>
-      <w:r>
-        <w:rPr>
-          <w:lang w:val="en-US"/>
-        </w:rPr>
-        <w:t xml:space="preserve">pink </w:t>
+        <w:t xml:space="preserve">Tiger Lily pink </w:t>
       </w:r>
       <w:r>
         <w:t> </w:t>
@@ -1133,7 +1112,6 @@
         <w:t>rgb</w:t>
       </w:r>
       <w:proofErr w:type="spellEnd"/>
-      <w:proofErr w:type="gramEnd"/>
       <w:r>
         <w:t>(219,135,128)</w:t>
       </w:r>
@@ -1148,15 +1126,7 @@
     </w:p>
     <w:p>
       <w:r>
-        <w:t>H</w:t>
-      </w:r>
-      <w:proofErr w:type="gramStart"/>
-      <w:r>
-        <w:t>1 ,h</w:t>
-      </w:r>
-      <w:proofErr w:type="gramEnd"/>
-      <w:r>
-        <w:t>2</w:t>
+        <w:t>H1 ,h2</w:t>
       </w:r>
     </w:p>
     <w:p>
@@ -1180,13 +1150,8 @@
         </w:numPr>
       </w:pPr>
       <w:r>
-        <w:t xml:space="preserve">At least </w:t>
-      </w:r>
-      <w:proofErr w:type="gramStart"/>
-      <w:r>
-        <w:t>20px;</w:t>
-      </w:r>
-      <w:proofErr w:type="gramEnd"/>
+        <w:t>At least 20px;</w:t>
+      </w:r>
     </w:p>
     <w:p>
       <w:pPr>
@@ -1280,6 +1245,9 @@
           <w:numId w:val="4"/>
         </w:numPr>
       </w:pPr>
+      <w:r>
+        <w:tab/>
+      </w:r>
     </w:p>
     <w:p/>
     <w:p/>
@@ -1325,6 +1293,332 @@
       </w:r>
     </w:p>
     <w:p/>
+    <w:p>
+      <w:pPr>
+        <w:rPr>
+          <w:lang w:val="en-US"/>
+        </w:rPr>
+      </w:pPr>
+      <w:r>
+        <w:rPr>
+          <w:lang w:val="en-US"/>
+        </w:rPr>
+        <w:t>PAGES</w:t>
+      </w:r>
+    </w:p>
+    <w:p>
+      <w:pPr>
+        <w:rPr>
+          <w:lang w:val="en-US"/>
+        </w:rPr>
+      </w:pPr>
+    </w:p>
+    <w:p>
+      <w:r>
+        <w:t>About Me</w:t>
+      </w:r>
+    </w:p>
+    <w:p>
+      <w:pPr>
+        <w:pStyle w:val="ListParagraph"/>
+        <w:numPr>
+          <w:ilvl w:val="0"/>
+          <w:numId w:val="4"/>
+        </w:numPr>
+      </w:pPr>
+      <w:r>
+        <w:t>Personal background</w:t>
+      </w:r>
+    </w:p>
+    <w:p>
+      <w:pPr>
+        <w:pStyle w:val="ListParagraph"/>
+        <w:numPr>
+          <w:ilvl w:val="0"/>
+          <w:numId w:val="4"/>
+        </w:numPr>
+      </w:pPr>
+      <w:r>
+        <w:t>Why you pursued O&amp;G</w:t>
+      </w:r>
+    </w:p>
+    <w:p>
+      <w:pPr>
+        <w:pStyle w:val="ListParagraph"/>
+        <w:numPr>
+          <w:ilvl w:val="0"/>
+          <w:numId w:val="4"/>
+        </w:numPr>
+      </w:pPr>
+      <w:r>
+        <w:t>Credentials / Education</w:t>
+      </w:r>
+      <w:r>
+        <w:tab/>
+      </w:r>
+    </w:p>
+    <w:p>
+      <w:pPr>
+        <w:pStyle w:val="ListParagraph"/>
+        <w:numPr>
+          <w:ilvl w:val="0"/>
+          <w:numId w:val="4"/>
+        </w:numPr>
+      </w:pPr>
+      <w:r>
+        <w:t>Core tenets of care</w:t>
+      </w:r>
+    </w:p>
+    <w:p/>
+    <w:p>
+      <w:r>
+        <w:t>Testimonials</w:t>
+      </w:r>
+    </w:p>
+    <w:p>
+      <w:pPr>
+        <w:pStyle w:val="ListParagraph"/>
+        <w:numPr>
+          <w:ilvl w:val="0"/>
+          <w:numId w:val="4"/>
+        </w:numPr>
+        <w:rPr>
+          <w:lang w:val="en-US"/>
+        </w:rPr>
+      </w:pPr>
+      <w:r>
+        <w:t>From patients</w:t>
+      </w:r>
+      <w:r>
+        <w:rPr>
+          <w:lang w:val="en-US"/>
+        </w:rPr>
+        <w:t>:</w:t>
+      </w:r>
+    </w:p>
+    <w:p>
+      <w:pPr>
+        <w:pStyle w:val="ListParagraph"/>
+        <w:numPr>
+          <w:ilvl w:val="1"/>
+          <w:numId w:val="4"/>
+        </w:numPr>
+      </w:pPr>
+      <w:r>
+        <w:t>A page with quotes from patients, anonymised or name included if they want</w:t>
+      </w:r>
+    </w:p>
+    <w:p>
+      <w:pPr>
+        <w:pStyle w:val="ListParagraph"/>
+        <w:numPr>
+          <w:ilvl w:val="1"/>
+          <w:numId w:val="4"/>
+        </w:numPr>
+      </w:pPr>
+      <w:r>
+        <w:t>Photos with patients and their babies (with consent)</w:t>
+      </w:r>
+    </w:p>
+    <w:p>
+      <w:pPr>
+        <w:pStyle w:val="ListParagraph"/>
+        <w:numPr>
+          <w:ilvl w:val="0"/>
+          <w:numId w:val="4"/>
+        </w:numPr>
+      </w:pPr>
+      <w:r>
+        <w:t>From colleagues</w:t>
+      </w:r>
+    </w:p>
+    <w:p>
+      <w:pPr>
+        <w:pStyle w:val="ListParagraph"/>
+        <w:numPr>
+          <w:ilvl w:val="1"/>
+          <w:numId w:val="4"/>
+        </w:numPr>
+      </w:pPr>
+      <w:r>
+        <w:lastRenderedPageBreak/>
+        <w:t>Consultants that you’ve worked with and their respective trusts</w:t>
+      </w:r>
+      <w:r>
+        <w:t>, ranking/sub-specs</w:t>
+      </w:r>
+    </w:p>
+    <w:p/>
+    <w:p>
+      <w:r>
+        <w:t>Contact Page</w:t>
+      </w:r>
+    </w:p>
+    <w:p>
+      <w:pPr>
+        <w:pStyle w:val="ListParagraph"/>
+        <w:numPr>
+          <w:ilvl w:val="0"/>
+          <w:numId w:val="4"/>
+        </w:numPr>
+      </w:pPr>
+      <w:r>
+        <w:t>Submission Form</w:t>
+      </w:r>
+    </w:p>
+    <w:p>
+      <w:pPr>
+        <w:pStyle w:val="ListParagraph"/>
+        <w:numPr>
+          <w:ilvl w:val="0"/>
+          <w:numId w:val="4"/>
+        </w:numPr>
+      </w:pPr>
+      <w:r>
+        <w:t>Name / Contact Details</w:t>
+      </w:r>
+    </w:p>
+    <w:p>
+      <w:pPr>
+        <w:pStyle w:val="ListParagraph"/>
+        <w:numPr>
+          <w:ilvl w:val="0"/>
+          <w:numId w:val="4"/>
+        </w:numPr>
+      </w:pPr>
+      <w:r>
+        <w:t xml:space="preserve">Radio button for </w:t>
+      </w:r>
+      <w:proofErr w:type="spellStart"/>
+      <w:r>
+        <w:t>Obs</w:t>
+      </w:r>
+      <w:proofErr w:type="spellEnd"/>
+      <w:r>
+        <w:t xml:space="preserve"> OR </w:t>
+      </w:r>
+      <w:proofErr w:type="spellStart"/>
+      <w:r>
+        <w:t>Gynea</w:t>
+      </w:r>
+      <w:proofErr w:type="spellEnd"/>
+    </w:p>
+    <w:p>
+      <w:pPr>
+        <w:pStyle w:val="ListParagraph"/>
+        <w:numPr>
+          <w:ilvl w:val="0"/>
+          <w:numId w:val="4"/>
+        </w:numPr>
+      </w:pPr>
+      <w:r>
+        <w:t xml:space="preserve">More details on requirements </w:t>
+      </w:r>
+    </w:p>
+    <w:p>
+      <w:pPr>
+        <w:pStyle w:val="ListParagraph"/>
+        <w:numPr>
+          <w:ilvl w:val="1"/>
+          <w:numId w:val="4"/>
+        </w:numPr>
+      </w:pPr>
+      <w:r>
+        <w:t>“Please describe the issue or concern you want us to help you with and we will try our best to ensure you get the care you need</w:t>
+      </w:r>
+      <w:r>
+        <w:t>”</w:t>
+      </w:r>
+      <w:r>
+        <w:t xml:space="preserve"> as a placeholder text in the text box. </w:t>
+      </w:r>
+    </w:p>
+    <w:p/>
+    <w:p>
+      <w:r>
+        <w:t>Location</w:t>
+      </w:r>
+      <w:r>
+        <w:t xml:space="preserve"> for </w:t>
+      </w:r>
+    </w:p>
+    <w:p>
+      <w:pPr>
+        <w:pStyle w:val="ListParagraph"/>
+        <w:numPr>
+          <w:ilvl w:val="0"/>
+          <w:numId w:val="4"/>
+        </w:numPr>
+      </w:pPr>
+      <w:r>
+        <w:t xml:space="preserve">Public Health </w:t>
+      </w:r>
+    </w:p>
+    <w:p>
+      <w:pPr>
+        <w:pStyle w:val="ListParagraph"/>
+        <w:numPr>
+          <w:ilvl w:val="0"/>
+          <w:numId w:val="4"/>
+        </w:numPr>
+      </w:pPr>
+      <w:r>
+        <w:t>Private Care</w:t>
+      </w:r>
+    </w:p>
+    <w:p>
+      <w:pPr>
+        <w:pStyle w:val="ListParagraph"/>
+        <w:numPr>
+          <w:ilvl w:val="0"/>
+          <w:numId w:val="4"/>
+        </w:numPr>
+      </w:pPr>
+    </w:p>
+    <w:p>
+      <w:pPr>
+        <w:pStyle w:val="ListParagraph"/>
+        <w:numPr>
+          <w:ilvl w:val="0"/>
+          <w:numId w:val="4"/>
+        </w:numPr>
+        <w:shd w:val="clear" w:color="auto" w:fill="1E2336"/>
+        <w:spacing w:after="0" w:line="285" w:lineRule="atLeast"/>
+        <w:rPr>
+          <w:rFonts w:ascii="Consolas" w:eastAsia="Times New Roman" w:hAnsi="Consolas" w:cs="Times New Roman"/>
+          <w:color w:val="ABB2BF"/>
+          <w:kern w:val="0"/>
+          <w:sz w:val="21"/>
+          <w:szCs w:val="21"/>
+          <w:lang w:val="en-US"/>
+          <w14:ligatures w14:val="none"/>
+        </w:rPr>
+      </w:pPr>
+      <w:r>
+        <w:rPr>
+          <w:rFonts w:ascii="Consolas" w:eastAsia="Times New Roman" w:hAnsi="Consolas" w:cs="Times New Roman"/>
+          <w:color w:val="98C379"/>
+          <w:kern w:val="0"/>
+          <w:sz w:val="21"/>
+          <w:szCs w:val="21"/>
+          <w:lang w:val="en-US"/>
+          <w14:ligatures w14:val="none"/>
+        </w:rPr>
+        <w:t>'</w:t>
+      </w:r>
+      <w:r>
+        <w:rPr>
+          <w:rFonts w:ascii="Consolas" w:eastAsia="Times New Roman" w:hAnsi="Consolas" w:cs="Times New Roman"/>
+          <w:color w:val="74C589"/>
+          <w:kern w:val="0"/>
+          <w:sz w:val="21"/>
+          <w:szCs w:val="21"/>
+          <w:lang w:val="en-US"/>
+          <w14:ligatures w14:val="none"/>
+        </w:rPr>
+        <w:t>https://nsplash.com/photo-1631217868264-e5b90bb7e133?ixlib=rb-4.0.3&amp;auto=format&amp;fit=crop&amp;w=2091&amp;q=80</w:t>
+      </w:r>
+    </w:p>
     <w:p/>
     <w:p/>
     <w:p>
@@ -1346,6 +1640,311 @@
           <w:lang w:val="en-US"/>
         </w:rPr>
       </w:pPr>
+      <w:r>
+        <w:rPr>
+          <w:lang w:val="en-US"/>
+        </w:rPr>
+        <w:t>Marketing Aspect</w:t>
+      </w:r>
+    </w:p>
+    <w:p>
+      <w:pPr>
+        <w:pStyle w:val="ListParagraph"/>
+        <w:numPr>
+          <w:ilvl w:val="0"/>
+          <w:numId w:val="4"/>
+        </w:numPr>
+        <w:rPr>
+          <w:lang w:val="en-US"/>
+        </w:rPr>
+      </w:pPr>
+      <w:hyperlink r:id="rId8" w:history="1">
+        <w:r>
+          <w:rPr>
+            <w:rStyle w:val="Hyperlink"/>
+            <w:lang w:val="en-US"/>
+          </w:rPr>
+          <w:t>https://www.cardinaldigitalmarketing.com/healthcare-resources/blog/digital-marketing-strategies-tips-ideas-obgyn/</w:t>
+        </w:r>
+      </w:hyperlink>
+    </w:p>
+    <w:p>
+      <w:pPr>
+        <w:pStyle w:val="ListParagraph"/>
+        <w:numPr>
+          <w:ilvl w:val="0"/>
+          <w:numId w:val="4"/>
+        </w:numPr>
+        <w:rPr>
+          <w:lang w:val="en-US"/>
+        </w:rPr>
+      </w:pPr>
+      <w:hyperlink r:id="rId9" w:history="1">
+        <w:r>
+          <w:rPr>
+            <w:rStyle w:val="Hyperlink"/>
+            <w:lang w:val="en-US"/>
+          </w:rPr>
+          <w:t>https://www.cardinaldigitalmarketing.com/healthcare-resources/blog/digital-marketing-strategies-tips-ideas-obgyn/</w:t>
+        </w:r>
+      </w:hyperlink>
+    </w:p>
+    <w:p>
+      <w:pPr>
+        <w:pStyle w:val="ListParagraph"/>
+        <w:numPr>
+          <w:ilvl w:val="0"/>
+          <w:numId w:val="4"/>
+        </w:numPr>
+        <w:rPr>
+          <w:lang w:val="en-US"/>
+        </w:rPr>
+      </w:pPr>
+      <w:r>
+        <w:rPr>
+          <w:lang w:val="en-US"/>
+        </w:rPr>
+        <w:t>https://www.getweave.com/obgyn-marketing/</w:t>
+      </w:r>
+    </w:p>
+    <w:p>
+      <w:pPr>
+        <w:rPr>
+          <w:lang w:val="en-US"/>
+        </w:rPr>
+      </w:pPr>
+    </w:p>
+    <w:p>
+      <w:pPr>
+        <w:rPr>
+          <w:lang w:val="en-US"/>
+        </w:rPr>
+      </w:pPr>
+    </w:p>
+    <w:p>
+      <w:pPr>
+        <w:rPr>
+          <w:lang w:val="en-US"/>
+        </w:rPr>
+      </w:pPr>
+      <w:r>
+        <w:rPr>
+          <w:lang w:val="en-US"/>
+        </w:rPr>
+        <w:t>Services for OBS</w:t>
+      </w:r>
+    </w:p>
+    <w:p>
+      <w:pPr>
+        <w:pStyle w:val="ListParagraph"/>
+        <w:numPr>
+          <w:ilvl w:val="0"/>
+          <w:numId w:val="4"/>
+        </w:numPr>
+        <w:rPr>
+          <w:lang w:val="en-US"/>
+        </w:rPr>
+      </w:pPr>
+      <w:r>
+        <w:rPr>
+          <w:lang w:val="en-US"/>
+        </w:rPr>
+        <w:t>fertility treatment</w:t>
+      </w:r>
+    </w:p>
+    <w:p>
+      <w:pPr>
+        <w:pStyle w:val="ListParagraph"/>
+        <w:numPr>
+          <w:ilvl w:val="0"/>
+          <w:numId w:val="4"/>
+        </w:numPr>
+        <w:rPr>
+          <w:lang w:val="en-US"/>
+        </w:rPr>
+      </w:pPr>
+      <w:r>
+        <w:rPr>
+          <w:lang w:val="en-US"/>
+        </w:rPr>
+        <w:t xml:space="preserve">Pregnancy </w:t>
+      </w:r>
+    </w:p>
+    <w:p>
+      <w:pPr>
+        <w:pStyle w:val="ListParagraph"/>
+        <w:numPr>
+          <w:ilvl w:val="0"/>
+          <w:numId w:val="4"/>
+        </w:numPr>
+        <w:rPr>
+          <w:lang w:val="en-US"/>
+        </w:rPr>
+      </w:pPr>
+      <w:r>
+        <w:rPr>
+          <w:lang w:val="en-US"/>
+        </w:rPr>
+        <w:t>Menopause</w:t>
+      </w:r>
+    </w:p>
+    <w:p>
+      <w:pPr>
+        <w:pStyle w:val="ListParagraph"/>
+        <w:numPr>
+          <w:ilvl w:val="0"/>
+          <w:numId w:val="4"/>
+        </w:numPr>
+        <w:rPr>
+          <w:lang w:val="en-US"/>
+        </w:rPr>
+      </w:pPr>
+      <w:r>
+        <w:rPr>
+          <w:lang w:val="en-US"/>
+        </w:rPr>
+        <w:t xml:space="preserve">Basic </w:t>
+      </w:r>
+      <w:proofErr w:type="spellStart"/>
+      <w:r>
+        <w:rPr>
+          <w:lang w:val="en-US"/>
+        </w:rPr>
+        <w:t>gyne</w:t>
+      </w:r>
+      <w:proofErr w:type="spellEnd"/>
+      <w:r>
+        <w:rPr>
+          <w:lang w:val="en-US"/>
+        </w:rPr>
+        <w:t xml:space="preserve"> exams and care</w:t>
+      </w:r>
+    </w:p>
+    <w:p>
+      <w:pPr>
+        <w:rPr>
+          <w:lang w:val="en-US"/>
+        </w:rPr>
+      </w:pPr>
+    </w:p>
+    <w:p>
+      <w:pPr>
+        <w:rPr>
+          <w:lang w:val="en-US"/>
+        </w:rPr>
+      </w:pPr>
+    </w:p>
+    <w:p>
+      <w:pPr>
+        <w:rPr>
+          <w:lang w:val="en-US"/>
+        </w:rPr>
+      </w:pPr>
+      <w:r>
+        <w:rPr>
+          <w:lang w:val="en-US"/>
+        </w:rPr>
+        <w:t>Home Page</w:t>
+      </w:r>
+    </w:p>
+    <w:p>
+      <w:pPr>
+        <w:rPr>
+          <w:lang w:val="en-US"/>
+        </w:rPr>
+      </w:pPr>
+    </w:p>
+    <w:p>
+      <w:pPr>
+        <w:rPr>
+          <w:lang w:val="en-US"/>
+        </w:rPr>
+      </w:pPr>
+      <w:r>
+        <w:rPr>
+          <w:lang w:val="en-US"/>
+        </w:rPr>
+        <w:lastRenderedPageBreak/>
+        <w:t>Fixes –</w:t>
+      </w:r>
+    </w:p>
+    <w:p>
+      <w:pPr>
+        <w:pStyle w:val="ListParagraph"/>
+        <w:numPr>
+          <w:ilvl w:val="0"/>
+          <w:numId w:val="7"/>
+        </w:numPr>
+        <w:rPr>
+          <w:lang w:val="en-US"/>
+        </w:rPr>
+      </w:pPr>
+      <w:r>
+        <w:rPr>
+          <w:lang w:val="en-US"/>
+        </w:rPr>
+        <w:t>Sort out the nav bar between pages</w:t>
+      </w:r>
+      <w:r>
+        <w:rPr>
+          <w:lang w:val="en-US"/>
+        </w:rPr>
+        <w:t>#</w:t>
+      </w:r>
+    </w:p>
+    <w:p>
+      <w:pPr>
+        <w:pStyle w:val="ListParagraph"/>
+        <w:numPr>
+          <w:ilvl w:val="0"/>
+          <w:numId w:val="7"/>
+        </w:numPr>
+        <w:rPr>
+          <w:lang w:val="en-US"/>
+        </w:rPr>
+      </w:pPr>
+      <w:r>
+        <w:rPr>
+          <w:lang w:val="en-US"/>
+        </w:rPr>
+        <w:t>Health blog format</w:t>
+      </w:r>
+    </w:p>
+    <w:p>
+      <w:pPr>
+        <w:pStyle w:val="ListParagraph"/>
+        <w:numPr>
+          <w:ilvl w:val="0"/>
+          <w:numId w:val="7"/>
+        </w:numPr>
+        <w:rPr>
+          <w:lang w:val="en-US"/>
+        </w:rPr>
+      </w:pPr>
+      <w:r>
+        <w:rPr>
+          <w:lang w:val="en-US"/>
+        </w:rPr>
+        <w:t xml:space="preserve">Where the submission form goes. Data collection. </w:t>
+      </w:r>
+    </w:p>
+    <w:p>
+      <w:pPr>
+        <w:pStyle w:val="ListParagraph"/>
+        <w:numPr>
+          <w:ilvl w:val="0"/>
+          <w:numId w:val="7"/>
+        </w:numPr>
+        <w:rPr>
+          <w:lang w:val="en-US"/>
+        </w:rPr>
+      </w:pPr>
+      <w:r>
+        <w:rPr>
+          <w:lang w:val="en-US"/>
+        </w:rPr>
+        <w:t xml:space="preserve">Make the logo be the homepage button. </w:t>
+      </w:r>
     </w:p>
     <w:p>
       <w:pPr>
@@ -1480,6 +2079,95 @@
     </w:lvl>
   </w:abstractNum>
   <w:abstractNum w:abstractNumId="1" w15:restartNumberingAfterBreak="0">
+    <w:nsid w:val="22246702"/>
+    <w:multiLevelType w:val="hybridMultilevel"/>
+    <w:tmpl w:val="B230712A"/>
+    <w:lvl w:ilvl="0" w:tplc="0409000F">
+      <w:start w:val="1"/>
+      <w:numFmt w:val="decimal"/>
+      <w:lvlText w:val="%1."/>
+      <w:lvlJc w:val="left"/>
+      <w:pPr>
+        <w:ind w:left="720" w:hanging="360"/>
+      </w:pPr>
+      <w:rPr>
+        <w:rFonts w:hint="default"/>
+      </w:rPr>
+    </w:lvl>
+    <w:lvl w:ilvl="1" w:tplc="04090019" w:tentative="1">
+      <w:start w:val="1"/>
+      <w:numFmt w:val="lowerLetter"/>
+      <w:lvlText w:val="%2."/>
+      <w:lvlJc w:val="left"/>
+      <w:pPr>
+        <w:ind w:left="1440" w:hanging="360"/>
+      </w:pPr>
+    </w:lvl>
+    <w:lvl w:ilvl="2" w:tplc="0409001B" w:tentative="1">
+      <w:start w:val="1"/>
+      <w:numFmt w:val="lowerRoman"/>
+      <w:lvlText w:val="%3."/>
+      <w:lvlJc w:val="right"/>
+      <w:pPr>
+        <w:ind w:left="2160" w:hanging="180"/>
+      </w:pPr>
+    </w:lvl>
+    <w:lvl w:ilvl="3" w:tplc="0409000F" w:tentative="1">
+      <w:start w:val="1"/>
+      <w:numFmt w:val="decimal"/>
+      <w:lvlText w:val="%4."/>
+      <w:lvlJc w:val="left"/>
+      <w:pPr>
+        <w:ind w:left="2880" w:hanging="360"/>
+      </w:pPr>
+    </w:lvl>
+    <w:lvl w:ilvl="4" w:tplc="04090019" w:tentative="1">
+      <w:start w:val="1"/>
+      <w:numFmt w:val="lowerLetter"/>
+      <w:lvlText w:val="%5."/>
+      <w:lvlJc w:val="left"/>
+      <w:pPr>
+        <w:ind w:left="3600" w:hanging="360"/>
+      </w:pPr>
+    </w:lvl>
+    <w:lvl w:ilvl="5" w:tplc="0409001B" w:tentative="1">
+      <w:start w:val="1"/>
+      <w:numFmt w:val="lowerRoman"/>
+      <w:lvlText w:val="%6."/>
+      <w:lvlJc w:val="right"/>
+      <w:pPr>
+        <w:ind w:left="4320" w:hanging="180"/>
+      </w:pPr>
+    </w:lvl>
+    <w:lvl w:ilvl="6" w:tplc="0409000F" w:tentative="1">
+      <w:start w:val="1"/>
+      <w:numFmt w:val="decimal"/>
+      <w:lvlText w:val="%7."/>
+      <w:lvlJc w:val="left"/>
+      <w:pPr>
+        <w:ind w:left="5040" w:hanging="360"/>
+      </w:pPr>
+    </w:lvl>
+    <w:lvl w:ilvl="7" w:tplc="04090019" w:tentative="1">
+      <w:start w:val="1"/>
+      <w:numFmt w:val="lowerLetter"/>
+      <w:lvlText w:val="%8."/>
+      <w:lvlJc w:val="left"/>
+      <w:pPr>
+        <w:ind w:left="5760" w:hanging="360"/>
+      </w:pPr>
+    </w:lvl>
+    <w:lvl w:ilvl="8" w:tplc="0409001B" w:tentative="1">
+      <w:start w:val="1"/>
+      <w:numFmt w:val="lowerRoman"/>
+      <w:lvlText w:val="%9."/>
+      <w:lvlJc w:val="right"/>
+      <w:pPr>
+        <w:ind w:left="6480" w:hanging="180"/>
+      </w:pPr>
+    </w:lvl>
+  </w:abstractNum>
+  <w:abstractNum w:abstractNumId="2" w15:restartNumberingAfterBreak="0">
     <w:nsid w:val="24790103"/>
     <w:multiLevelType w:val="hybridMultilevel"/>
     <w:tmpl w:val="382A31E0"/>
@@ -1568,7 +2256,7 @@
       </w:pPr>
     </w:lvl>
   </w:abstractNum>
-  <w:abstractNum w:abstractNumId="2" w15:restartNumberingAfterBreak="0">
+  <w:abstractNum w:abstractNumId="3" w15:restartNumberingAfterBreak="0">
     <w:nsid w:val="36691051"/>
     <w:multiLevelType w:val="hybridMultilevel"/>
     <w:tmpl w:val="B660021C"/>
@@ -1681,7 +2369,7 @@
       </w:rPr>
     </w:lvl>
   </w:abstractNum>
-  <w:abstractNum w:abstractNumId="3" w15:restartNumberingAfterBreak="0">
+  <w:abstractNum w:abstractNumId="4" w15:restartNumberingAfterBreak="0">
     <w:nsid w:val="56B7046B"/>
     <w:multiLevelType w:val="hybridMultilevel"/>
     <w:tmpl w:val="C6C028BA"/>
@@ -1794,7 +2482,7 @@
       </w:rPr>
     </w:lvl>
   </w:abstractNum>
-  <w:abstractNum w:abstractNumId="4" w15:restartNumberingAfterBreak="0">
+  <w:abstractNum w:abstractNumId="5" w15:restartNumberingAfterBreak="0">
     <w:nsid w:val="5EBF0A8C"/>
     <w:multiLevelType w:val="hybridMultilevel"/>
     <w:tmpl w:val="28C6A5B6"/>
@@ -1907,7 +2595,7 @@
       </w:rPr>
     </w:lvl>
   </w:abstractNum>
-  <w:abstractNum w:abstractNumId="5" w15:restartNumberingAfterBreak="0">
+  <w:abstractNum w:abstractNumId="6" w15:restartNumberingAfterBreak="0">
     <w:nsid w:val="6B6E17C4"/>
     <w:multiLevelType w:val="hybridMultilevel"/>
     <w:tmpl w:val="D160FFFC"/>
@@ -2021,22 +2709,25 @@
     </w:lvl>
   </w:abstractNum>
   <w:num w:numId="1" w16cid:durableId="1684935656">
+    <w:abstractNumId w:val="4"/>
+  </w:num>
+  <w:num w:numId="2" w16cid:durableId="1123496417">
     <w:abstractNumId w:val="3"/>
   </w:num>
-  <w:num w:numId="2" w16cid:durableId="1123496417">
-    <w:abstractNumId w:val="2"/>
-  </w:num>
   <w:num w:numId="3" w16cid:durableId="413599483">
-    <w:abstractNumId w:val="4"/>
+    <w:abstractNumId w:val="5"/>
   </w:num>
   <w:num w:numId="4" w16cid:durableId="1294680722">
-    <w:abstractNumId w:val="5"/>
+    <w:abstractNumId w:val="6"/>
   </w:num>
   <w:num w:numId="5" w16cid:durableId="1003169094">
-    <w:abstractNumId w:val="1"/>
+    <w:abstractNumId w:val="2"/>
   </w:num>
   <w:num w:numId="6" w16cid:durableId="2098941787">
     <w:abstractNumId w:val="0"/>
+  </w:num>
+  <w:num w:numId="7" w16cid:durableId="1404109055">
+    <w:abstractNumId w:val="1"/>
   </w:num>
 </w:numbering>
 </file>

--- a/Anis' professional page structure.docx
+++ b/Anis' professional page structure.docx
@@ -1700,12 +1700,75 @@
           <w:lang w:val="en-US"/>
         </w:rPr>
       </w:pPr>
-      <w:r>
-        <w:rPr>
-          <w:lang w:val="en-US"/>
-        </w:rPr>
-        <w:t>https://www.getweave.com/obgyn-marketing/</w:t>
-      </w:r>
+      <w:hyperlink r:id="rId10" w:history="1">
+        <w:r>
+          <w:rPr>
+            <w:rStyle w:val="Hyperlink"/>
+            <w:lang w:val="en-US"/>
+          </w:rPr>
+          <w:t>https://www.getweave.com/obgyn-marketing/</w:t>
+        </w:r>
+      </w:hyperlink>
+    </w:p>
+    <w:p>
+      <w:pPr>
+        <w:pStyle w:val="ListParagraph"/>
+        <w:numPr>
+          <w:ilvl w:val="0"/>
+          <w:numId w:val="4"/>
+        </w:numPr>
+        <w:rPr>
+          <w:lang w:val="en-US"/>
+        </w:rPr>
+      </w:pPr>
+      <w:hyperlink r:id="rId11" w:history="1">
+        <w:r>
+          <w:rPr>
+            <w:rStyle w:val="Hyperlink"/>
+            <w:lang w:val="en-US"/>
+          </w:rPr>
+          <w:t>https://desygner.com/blog/industry/how-to-market-obstetricians-gynecologists-business</w:t>
+        </w:r>
+      </w:hyperlink>
+    </w:p>
+    <w:p>
+      <w:pPr>
+        <w:pStyle w:val="ListParagraph"/>
+        <w:numPr>
+          <w:ilvl w:val="0"/>
+          <w:numId w:val="4"/>
+        </w:numPr>
+        <w:rPr>
+          <w:lang w:val="en-US"/>
+        </w:rPr>
+      </w:pPr>
+      <w:r>
+        <w:rPr>
+          <w:lang w:val="en-US"/>
+        </w:rPr>
+        <w:t xml:space="preserve"> </w:t>
+      </w:r>
+      <w:hyperlink r:id="rId12" w:history="1">
+        <w:r>
+          <w:rPr>
+            <w:rStyle w:val="Hyperlink"/>
+            <w:lang w:val="en-US"/>
+          </w:rPr>
+          <w:t>https://www.cardinaldigitalmarketing.com/healthcare-resources/blog/digital-marketing-strategies-tips-ideas-obgyn/</w:t>
+        </w:r>
+      </w:hyperlink>
+    </w:p>
+    <w:p>
+      <w:pPr>
+        <w:pStyle w:val="ListParagraph"/>
+        <w:numPr>
+          <w:ilvl w:val="0"/>
+          <w:numId w:val="4"/>
+        </w:numPr>
+        <w:rPr>
+          <w:lang w:val="en-US"/>
+        </w:rPr>
+      </w:pPr>
     </w:p>
     <w:p>
       <w:pPr>
@@ -1864,7 +1927,6 @@
         <w:rPr>
           <w:lang w:val="en-US"/>
         </w:rPr>
-        <w:lastRenderedPageBreak/>
         <w:t>Fixes –</w:t>
       </w:r>
     </w:p>
